--- a/PurchaseBehaviorAnalysisReport.docx
+++ b/PurchaseBehaviorAnalysisReport.docx
@@ -126,8 +126,10 @@
         <w:rPr>
           <w:sz w:val="24"/>
         </w:rPr>
-        <w:t xml:space="preserve"> 19</w:t>
-      </w:r>
+        <w:t xml:space="preserve"> 18</w:t>
+      </w:r>
+      <w:bookmarkStart w:id="0" w:name="_GoBack"/>
+      <w:bookmarkEnd w:id="0"/>
     </w:p>
     <w:p>
       <w:pPr>
@@ -2007,8 +2009,6 @@
           </wp:inline>
         </w:drawing>
       </w:r>
-      <w:bookmarkStart w:id="0" w:name="_GoBack"/>
-      <w:bookmarkEnd w:id="0"/>
     </w:p>
     <w:p>
       <w:pPr>
